--- a/example_articles/countries/Japan/5.countries_Japan_Other_publisher.docx
+++ b/example_articles/countries/Japan/5.countries_Japan_Other_publisher.docx
@@ -29,17 +29,17 @@
     </w:p>
     <w:p>
       <w:r>
-        <w:t>Source File: Other publishers/Files (500) (26).DOCX</w:t>
+        <w:t>Source file: Other publishers/Files (500) (26).DOCX</w:t>
       </w:r>
     </w:p>
     <w:p>
       <w:r>
-        <w:t>Raw locations result: ['Japan']</w:t>
+        <w:t>Raw locations result, 'locations': ['Japan']</w:t>
       </w:r>
     </w:p>
     <w:p>
       <w:r>
-        <w:t>countries_stand_flat (Standardized): Japan</w:t>
+        <w:t>Standardized locations result, 'countries_stand_flat': Japan</w:t>
       </w:r>
     </w:p>
     <w:p>

--- a/example_articles/countries/Japan/5.countries_Japan_Other_publisher.docx
+++ b/example_articles/countries/Japan/5.countries_Japan_Other_publisher.docx
@@ -7,9 +7,7 @@
         <w:pStyle w:val="Heading1"/>
       </w:pPr>
       <w:r>
-        <w:t>Trenton's tough cookie;</w:t>
-        <w:br/>
-        <w:t>Stephanie Plum may be a fictional character, but the heroine of Janet Evanovich's popular crime novels has done much to raise the profile of New Jersey's capital.</w:t>
+        <w:t>Silicon Valley talent war has Toyota seeking techies at home</w:t>
       </w:r>
     </w:p>
     <w:p>
@@ -19,17 +17,17 @@
     </w:p>
     <w:p>
       <w:r>
-        <w:t>Date: 2002-11-07</w:t>
+        <w:t>Date: 2017-08-06</w:t>
       </w:r>
     </w:p>
     <w:p>
       <w:r>
-        <w:t>Section: FEATURES MAGAZINE; Pg. E01</w:t>
+        <w:t>Section: BUSINESS; Pg. 0</w:t>
       </w:r>
     </w:p>
     <w:p>
       <w:r>
-        <w:t>Source file: Other publishers/Files (500) (26).DOCX</w:t>
+        <w:t>Source file: Other publishers/Files (500) (16).DOCX</w:t>
       </w:r>
     </w:p>
     <w:p>
@@ -51,69 +49,17 @@
     </w:p>
     <w:p>
       <w:r>
-        <w:t>Cheery bounty hunter Stephanie Plum is a Jersey girl through and through: a gutsy, Spandex-wearing, pizza-loving chiclet armed with Mace and mascara who understands the power of prayer - as in, "Holy Mary, mother of God… please don't let me die on Route 1 with my hair looking like this."</w:t>
+        <w:t xml:space="preserve">When it comes to recruiting tech talent, Toyota is anything but subtle. The Japanese automaker recently launched a marketing campaign targeting information technology specialists and software engineers along Tokyo's suburban Nambu railway line, where the research centers of Japan's signature tech giants are clustered. "We want engineers from Nambu Line area more than from Silicon Valley," declares one poster at Mukaigawara station, where one of the exits is designated exclusively for NEC Corp. employees. Toyota's talent raid is unusual in a country where lifetime employment is still the norm at many big companies. </w:t>
         <w:br/>
-        <w:t>Stephanie, 30 and single, hails from Trenton. She grew up in a close-knit, blue-collar, Italian-Hungarian family in Chambersburg, a neighborhood nicknamed the Burg.</w:t>
+        <w:t>"It's unique for a Japanese company as well-known as Toyota to blatantly target specific talent markets or companies with direct advertising in regional locations like this," said Casey Abel, managing director at recruiter HCCR K.K. based in Tokyo. "It says a lot when companies such as Toyota have to get this aggressive in order to attract the talents they need to navigate these markets." Such are the pressures bearing down on Toyota as it searches for global IT talent to power its expansion into autonomous driving and artificial intelligence. "As cars become smarter, carmakers need strong software engineering capabilities to launch connectivity-based products," said Zhou Lei, a Tokyo-based partner at Deloitte Tohmatsu Consulting. "They're traditionally strong in mechanical engineering, but when it comes to connectivity and software, electronics makers, communications and mobile companies are a good fit to transfer their capabilities to automakers." Salaries have soared in Silicon Valley for automotive technology experts thanks to the emergence of Uber Technologies Inc. and Tesla as serious rivals. That's why Toyota and Honda are looking for engineers at home, where average salaries for IT professionals are about 6 million yen ($54,500) a year, about half of what counterparts in the U.S. earn, according to a survey by the Ministry of Economy, Trade and Industry (METI) of Japan. The technology belt along the Nambu line in Tokyo has yet to produce a world-class startup and some once-mighty names are in decline. Toshiba, which has a research center in the area, is forecasting a loss of 995.2 billion yen for its last fiscal year and is selling its semiconductor business to cover multi-billion-dollar losses in its nuclear unit. Telecommunication and electronic device maker NEC reported the smallest annual operating profit in eight years. "They may have to settle for Nambu Line all-stars until they are able to really compete with real IT giants for market-moving talent," said Abel. "I'm sure on a spot basis they can get people in Silicon Valley, but getting them is only half the battle as the competition is even more intense there," he said. "Retention and ability to provide people with a chance for meaningful and interesting work is amplified much more when you have Apple, Google, flying car startups, Amazon and others all around you." Toyota, despite softer sales this year, remains the most profitable company in terms of operating profit in Japan. The carmaker is scheduled to report first-quarter earnings Friday. Operating profit is expected to decline 15 percent from a year earlier to 548.2 billion yen, according to the average of 6 analyst estimates compiled by Bloomberg. Part of the reason for the decline is the surge in R&amp;D costs, which is forecast to rise 1.2 percent to 1.05 trillion yen this fiscal year, as the carmaker spends big on internet connectivity and autonomous driving to keep up with Tesla, General Motors and Ford Motor. Toyota and Mazda Motor Corp. are nearing a deal to buy stakes in one another and jointly build a $1.6 billion U.S. factory, according to people familiar with the matter. Japanese companies are playing catch-up with U.S. rivals when it comes to making inroads into the fields of IT. Ford established a science lab in Palo Alto in 2012 to develop software, while GM has built two data centers in Michigan since 2013 to streamline product development, manufacturing, marketing, sales as well as connectivity services. Toyota last year announced its connected-car strategy, which includes building a big data center in Plano, Texas, to better understand how its customers drive the cars. The company also spent $1 billion in 2015 to form a research institute in the U.S. focused on artificial intelligence and robotics technology and hired former U.S. defense scientist Gill Pratt to lead it. Since then, the institute has established research centers located quite close to four major U.S. universities: Stanford, MIT, Carnegie Mellon and the University of Michigan. "This close co-location provides a natural mechanism for recruitment at universities and think-tanks where there's a lot of talent," said Bob Carter, executive vice president of sales for Toyota Motor North America. "Plus we have a very good reputation, so that helps." On top of that, Toyota last month started a $100 million venture fund, Toyota AI Ventures, to invest in startups. Many of the best minds want to have their own firms rather than be salaried employees so they can profit from their business when the technology takes off. The fund has already invested in a maker of cameras that monitor drivers and roads, a creator of autonomous car-mapping algorithms and a developer of robotic companions for the elderly. "They didn't have anyone who specializes in these fields, so they can't internally groom those engineers," said Koji Endo, an auto analyst at SBI Securities in Tokyo. "Toyota had been able to manage on its own in the past, but going forward, it will need to do it with someone else. Whether that is through collaboration, joint venture, or M&amp;A remains to be seen." Japan is in the midst of one of the world's most severe talent shortages, with IT professionals among the top three positions hardest to fill, according to Manpower Group's annual market survey. Last year, the country was short of an estimated 171,000 IT staff and the gap may more than quadruple to 789,000 by 2030, according to the METI survey. Nissan said last October it plans to hire about 150 engineers in Tokyo by 2018 for software, cloud computing, data analytics and machine learning. Honda started operation last year of a Tokyo research center mainly for artificial intelligence and IT. Volkswagen said last year it will hire more than 1,000 IT experts, tapping high-technology sectors, gaming industry and top-level research centers, in the next three years. "The demand for IT talents is growing exponentially," said Deloitte's Zhou. "Japan has many strong electronics makers and home appliance manufacturers, and a lot of their embedded software capabilities could be put into the infotainment systems in connected and autonomous cars." The Nambu Line has historically been a working-class conduit that moved people to and from factories in the Kawasaki area. Now, with a suburban sprawl spreading out from Tokyo, it's gentrifying and becoming more of a place where people are looking to shop, live and work. On weekends, some take the line to the two horse racecourses and three cycling tracks along it for wagering. It became known as the "high-tech line" partly thanks to the city of Kawasaki's efforts to build an innovation hub in recent years, attracting a cluster of IT R&amp;D centers. About 7.1 percent of the labor force in Kawasaki work in the IT industry, the highest proportion in Japan, according to the government of the city. Toyota's hiring posters caught the attention of engineers because of the enticing, straightforward language, including one that says as blatantly as "Oh, you work at THAT manufacturer? Why don't you come and join us?" The campaign also went viral on social media, with Twitter users arguing whether "THAT" manufacturer actually refers to NEC, Toshiba or others. Toyota expects engineers from companies along Nambu Line to apply for jobs at the carmaker, said spokeswoman Kayo Doi, without giving more details. "It's very eye-catching and has an impact, and it's quite a bold move to target a station right in front of other companies," Junya Ashida, a 39-year-old engineer said of Toyota's advertisements at Mukaigawara station. "But I doubt top-notch companies like Toyota really think they want talents from here more than from the Silicon Valley."</w:t>
         <w:br/>
-        <w:t>She enjoys tucking into Mom's perfectly seasoned pot roast, canoodling with handsome Trenton cop Joe Morelli, and attending viewings with Grandma Mazur, who visits funeral parlors for the free cookies and chance to meet elderly stud muffins.</w:t>
         <w:br/>
-        <w:t>These diversions never interfere with Stephanie's main mission, snapping handcuffs on such notorious Trenton bail-skippers as Eddie DeChooch and Sandy Claws - when she's not searching for bodies in the Pine Barrens, or stalking gangsters at the Shore.</w:t>
+        <w:t>Graphic</w:t>
         <w:br/>
-        <w:t>"I like Stephanie; she's a tough cookie," said Trenton Mayor Douglas H. Palmer. "She's helped our local economy and put us on the map in a lot of ways. We all love her. We hope she never moves."</w:t>
         <w:br/>
-        <w:t>That won't happen anytime soon. Stephanie, the big-haired bail enforcer, star of eight best-selling crime novels by Janet Evanovich, is guaranteed life through at least three more books under Evanovich's contract with St. Martin's Press.</w:t>
+        <w:t xml:space="preserve"> </w:t>
         <w:br/>
-        <w:t>After that, Evanovich said, the series will continue "as long as I'm having fun writing it."</w:t>
-        <w:br/>
-        <w:t>This can only be good for Trenton.</w:t>
-        <w:br/>
-        <w:t>Since 1994, when she hit town in tight jeans and blue eye shadow in One for the Money, Stephanie Plum has brought much-needed glitz to New Jersey's state capital, a fading industrial city crammed with government bureaucrats who head for the suburbs come sundown.</w:t>
-        <w:br/>
-        <w:t>Today, tourists come seeking Stephanie's haunts. A reading last summer at the Trenton Marriott drew 3,000 Plum Crazies, as fans are known - twice the expected crowd. People lined up for five hours for Evanovich's autograph.</w:t>
-        <w:br/>
-        <w:t>"The books have sparked an interest in Trenton as a whole," said Police Lt. Joe Juniak, 42. "And there are people all over the world who now think Trenton cops are sexy."</w:t>
-        <w:br/>
-        <w:t>Juniak has cameos in every Plum crime book; Evanovich even promoted him to police chief and, in Hard Eight, to mayor. (Mayor Palmer was not offended, but he did ask Evanovich to make him governor.)</w:t>
-        <w:br/>
-        <w:t>Evanovich, a Jersey native who now lives in New Hampshire, met Juniak while doing research at Trenton police headquarters. She calls him "my good luck charm." Who knows what title he'll have when the series resumes next year with To the Nines.</w:t>
-        <w:br/>
-        <w:t>In the meantime, there's a new Plum book, a Christmas novella called Visions of Sugar Plums, out this week, and Evanovich will be at Borders, 1727 Walnut St., for a signing at 2 p.m. Saturday. Not part of the series, it's a fable with a familiar cast, including Stephanie's plus-size sidekick Lula and pet hamster Rex.</w:t>
-        <w:br/>
-        <w:t>Jersey attitude abounds, as do twisted plot points - a mob of enraged dwarfs, a factory floor littered with plastic elves' ears, a manic shopping spree at the Quakerbridge Mall.</w:t>
-        <w:br/>
-        <w:t>Stephanie's still storing her gun, a .38 five-shot Smith &amp; Wesson, in the cookie jar, and rooting for her favorite hockey team, the Trenton Titans.</w:t>
-        <w:br/>
-        <w:t>"I put a lot of myself in Stephanie," said Evanovich, 59, who is breezy, funny and down to earth, like her fictional alter ego. "Stephanie's younger and slimmer and braver, but we think alike."</w:t>
-        <w:br/>
-        <w:t>Stephanie, like the author, was a majorette in high school. "I was a baton twirler, and I could really strut," Evanovich said. "Better than I could throw. Once at a football game I did a complicated maneuver and the baton went sailing into the trombone section."</w:t>
-        <w:br/>
-        <w:t>Like Stephanie, Evanovich learned to drive at the wheel of a '53 Buick, and has a degree from Douglass College in New Brunswick. "I graduated in the top 98 percent of my class," the author likes to say.</w:t>
-        <w:br/>
-        <w:t>As for Stephanie's surrendering her virginity in a bakery, behind a case of chocolate eclairs - that part was totally made up, Evanovich insists.</w:t>
-        <w:br/>
-        <w:t>The daughter of a mechanic and a homemaker, Evanovich grew up in South River, a working-class suburb in central New Jersey. She discovered the charms of Trenton later in life, but developed her powers of observation early.</w:t>
-        <w:br/>
-        <w:t>As a girl, she watched her Aunt Lena depart with friends for a night at the funeral parlor, there being little else in the way of recreation in South River.</w:t>
-        <w:br/>
-        <w:t>"It was something to do. You got to dress up and meet new people. Cookies were served. And later you could sit around and talk about what kind of tie the deceased was wearing," Evanovich said. Years later she would draw on Aunt Lena and her grandmother - "two women who did not know how to grow old gracefully" - to create Grandma Mazur.</w:t>
-        <w:br/>
-        <w:t>After a brief stint as a photojournalist, Evanovich married her husband, Pete, and moved around a lot as a Navy wife. She had a son and a daughter, settled in Virginia, and raised many pets, including hamsters, whose usual lifespan is two years, meaning Rex must be immortal.</w:t>
-        <w:br/>
-        <w:t>While her husband became a mathematics professor, Evanovich wrote books. For 10 years every manuscript she submitted was rejected. But finally she sold the first of a dozen successful romances.</w:t>
-        <w:br/>
-        <w:t>She recently updated one of them, Full House, with coauthor Charlotte Hughes; together they've completed Full Tilt, the second in a projected series.</w:t>
-        <w:br/>
-        <w:t>Evanovich first came upon Chambersburg during frequent trips to visit her father in Trenton's St. Francis Hospital.</w:t>
-        <w:br/>
-        <w:t>"I would literally look down from the window of his room into the backyards of the Burg," she said. "I'd go for walks, visit the bakeries, peer into windows and snoop, which you are allowed to do if you're a writer."</w:t>
-        <w:br/>
-        <w:t xml:space="preserve">The saga of Stephanie Plum began to take shape, and when the series took off, Evanovich's career became a family affair. Today her husband is her general manager; son Peter, 32, the financial manager; and daughter Alex, 30, Web master of www.evanovich.com. </w:t>
-        <w:br/>
-        <w:t>Evanovich, who says, "I'm missing the book-naming chromosome," relies on fans to provide titles for the Plum books. After choosing To the Nines from 20,000 entries, though, she's rethinking the strategy "before we need PriceWaterhouse to count the ballots."</w:t>
-        <w:br/>
-        <w:t>For however many titles to come, Stephanie will belong to Trenton. "She's never going to age," Evanovich promises. "And that hamster will never die."</w:t>
-        <w:br/>
-        <w:t>Contact Beth Gillin at 215-854-2917 or bgillin@phillynews.com.</w:t>
+        <w:t>associated press Toyota recently launched a marketing campaign targeting information technology specialists and software engineers along Tokyo's suburban Nambu railway line, where the research centers of Japan's signature tech giants are clustered.</w:t>
       </w:r>
     </w:p>
     <w:sectPr>
